--- a/lessons/7-1/downloads/reveal/teacher/7.1-session-2-prerequisite-practice-a.docx
+++ b/lessons/7-1/downloads/reveal/teacher/7.1-session-2-prerequisite-practice-a.docx
@@ -15,10 +15,28 @@
         <w:rPr>
           <w:rFonts w:ascii="Avenir Next" w:hAnsi="Avenir Next" w:cs="Avenir Next" w:eastAsia="Avenir Next"/>
           <w:color w:val="1A1A1A"/>
+          <w:sz w:val="22"/>
+          <w:szCs w:val="20"/>
+        </w:rPr>
+        <w:t xml:space="preserve">Name</w:t>
+      </w:r>
+      <w:r>
+        <w:rPr>
+          <w:rFonts w:ascii="Avenir Next" w:hAnsi="Avenir Next" w:cs="Avenir Next" w:eastAsia="Avenir Next"/>
+          <w:color w:val="1A1A1A"/>
           <w:sz w:val="20"/>
           <w:szCs w:val="20"/>
         </w:rPr>
-        <w:t xml:space="preserve">Name</w:t>
+        <w:tab/>
+      </w:r>
+      <w:r>
+        <w:rPr>
+          <w:rFonts w:ascii="Avenir Next" w:hAnsi="Avenir Next" w:cs="Avenir Next" w:eastAsia="Avenir Next"/>
+          <w:color w:val="1A1A1A"/>
+          <w:sz w:val="22"/>
+          <w:szCs w:val="20"/>
+        </w:rPr>
+        <w:t xml:space="preserve">   Date</w:t>
       </w:r>
       <w:r>
         <w:rPr>
@@ -33,25 +51,7 @@
         <w:rPr>
           <w:rFonts w:ascii="Avenir Next" w:hAnsi="Avenir Next" w:cs="Avenir Next" w:eastAsia="Avenir Next"/>
           <w:color w:val="1A1A1A"/>
-          <w:sz w:val="20"/>
-          <w:szCs w:val="20"/>
-        </w:rPr>
-        <w:t xml:space="preserve">   Date</w:t>
-      </w:r>
-      <w:r>
-        <w:rPr>
-          <w:rFonts w:ascii="Avenir Next" w:hAnsi="Avenir Next" w:cs="Avenir Next" w:eastAsia="Avenir Next"/>
-          <w:color w:val="1A1A1A"/>
-          <w:sz w:val="20"/>
-          <w:szCs w:val="20"/>
-        </w:rPr>
-        <w:tab/>
-      </w:r>
-      <w:r>
-        <w:rPr>
-          <w:rFonts w:ascii="Avenir Next" w:hAnsi="Avenir Next" w:cs="Avenir Next" w:eastAsia="Avenir Next"/>
-          <w:color w:val="1A1A1A"/>
-          <w:sz w:val="20"/>
+          <w:sz w:val="22"/>
           <w:szCs w:val="20"/>
         </w:rPr>
         <w:t xml:space="preserve">   Period</w:t>
@@ -78,7 +78,7 @@
           <w:caps/>
           <w:color w:val="003A70"/>
           <w:spacing w:val="12"/>
-          <w:sz w:val="19"/>
+          <w:sz w:val="22"/>
           <w:szCs w:val="19"/>
         </w:rPr>
         <w:t xml:space="preserve">Lesson 7-1  ·  Session 2  ·  Prerequisite Practice A  ·  Skill 1 of 2</w:t>
@@ -86,6 +86,7 @@
     </w:p>
     <w:p>
       <w:pPr>
+        <w:pStyle w:val="Heading1"/>
         <w:keepNext/>
         <w:spacing w:before="0" w:after="10" w:line="240" w:lineRule="auto"/>
       </w:pPr>
@@ -111,7 +112,7 @@
         <w:rPr>
           <w:rFonts w:ascii="Avenir Next" w:hAnsi="Avenir Next" w:cs="Avenir Next" w:eastAsia="Avenir Next"/>
           <w:color w:val="5A5F66"/>
-          <w:sz w:val="17"/>
+          <w:sz w:val="22"/>
           <w:szCs w:val="17"/>
         </w:rPr>
         <w:t xml:space="preserve">Builds on Grade 4 · 4.OA.A.3</w:t>
@@ -154,6 +155,7 @@
           </w:tcPr>
           <w:p>
             <w:pPr>
+              <w:pStyle w:val="Heading2"/>
               <w:spacing w:before="0" w:after="0" w:line="252" w:lineRule="auto"/>
             </w:pPr>
             <w:r>
@@ -183,7 +185,7 @@
               <w:rPr>
                 <w:rFonts w:ascii="Avenir Next" w:hAnsi="Avenir Next" w:cs="Avenir Next" w:eastAsia="Avenir Next"/>
                 <w:color w:val="1A1A1A"/>
-                <w:sz w:val="20"/>
+                <w:sz w:val="22"/>
                 <w:szCs w:val="20"/>
               </w:rPr>
               <w:t xml:space="preserve">You will find where moves end, like an elevator down 3 floors, then up 7.</w:t>
@@ -203,6 +205,7 @@
           </w:tcPr>
           <w:p>
             <w:pPr>
+              <w:pStyle w:val="Heading2"/>
               <w:spacing w:before="0" w:after="0" w:line="252" w:lineRule="auto"/>
             </w:pPr>
             <w:r>
@@ -232,7 +235,7 @@
               <w:rPr>
                 <w:rFonts w:ascii="Avenir Next" w:hAnsi="Avenir Next" w:cs="Avenir Next" w:eastAsia="Avenir Next"/>
                 <w:color w:val="1A1A1A"/>
-                <w:sz w:val="20"/>
+                <w:sz w:val="22"/>
                 <w:szCs w:val="20"/>
               </w:rPr>
               <w:t xml:space="preserve">Combine gains and losses to find the change, like down 3 and up 7 is up 4.  </w:t>
@@ -242,7 +245,7 @@
                 <w:rFonts w:ascii="Avenir Next" w:hAnsi="Avenir Next" w:cs="Avenir Next" w:eastAsia="Avenir Next"/>
                 <w:b/>
                 <w:color w:val="1A1A1A"/>
-                <w:sz w:val="20"/>
+                <w:sz w:val="22"/>
                 <w:szCs w:val="20"/>
               </w:rPr>
               <w:t xml:space="preserve">You will use it in Practice Form A, problem 8 (Session 1).</w:t>
@@ -253,6 +256,7 @@
     </w:tbl>
     <w:p>
       <w:pPr>
+        <w:pStyle w:val="Heading2"/>
         <w:keepNext/>
         <w:pBdr>
           <w:bottom w:val="single" w:sz="8" w:space="3" w:color="003A70"/>
@@ -268,7 +272,7 @@
           <w:b/>
           <w:color w:val="003A70"/>
           <w:spacing w:val="14"/>
-          <w:sz w:val="19"/>
+          <w:sz w:val="22"/>
           <w:szCs w:val="19"/>
         </w:rPr>
         <w:t xml:space="preserve">STEPS TO FOLLOW</w:t>
@@ -287,7 +291,7 @@
           <w:rFonts w:ascii="Avenir Next" w:hAnsi="Avenir Next" w:cs="Avenir Next" w:eastAsia="Avenir Next"/>
           <w:i/>
           <w:color w:val="5A5F66"/>
-          <w:sz w:val="17"/>
+          <w:sz w:val="22"/>
           <w:szCs w:val="17"/>
         </w:rPr>
         <w:t xml:space="preserve">use these same steps on every problem</w:t>
@@ -329,6 +333,7 @@
           </w:tcPr>
           <w:p>
             <w:pPr>
+              <w:pStyle w:val="Heading1"/>
               <w:spacing w:before="0" w:after="0" w:line="240" w:lineRule="auto"/>
               <w:jc w:val="center"/>
             </w:pPr>
@@ -357,7 +362,7 @@
               <w:rPr>
                 <w:rFonts w:ascii="Avenir Next" w:hAnsi="Avenir Next" w:cs="Avenir Next" w:eastAsia="Avenir Next"/>
                 <w:color w:val="1A1A1A"/>
-                <w:sz w:val="21"/>
+                <w:sz w:val="22"/>
                 <w:szCs w:val="21"/>
               </w:rPr>
               <w:t xml:space="preserve">Add all the </w:t>
@@ -367,7 +372,7 @@
                 <w:rFonts w:ascii="Avenir Next" w:hAnsi="Avenir Next" w:cs="Avenir Next" w:eastAsia="Avenir Next"/>
                 <w:b/>
                 <w:color w:val="1A1A1A"/>
-                <w:sz w:val="21"/>
+                <w:sz w:val="22"/>
                 <w:szCs w:val="21"/>
               </w:rPr>
               <w:t xml:space="preserve">gains</w:t>
@@ -376,7 +381,7 @@
               <w:rPr>
                 <w:rFonts w:ascii="Avenir Next" w:hAnsi="Avenir Next" w:cs="Avenir Next" w:eastAsia="Avenir Next"/>
                 <w:color w:val="1A1A1A"/>
-                <w:sz w:val="21"/>
+                <w:sz w:val="22"/>
                 <w:szCs w:val="21"/>
               </w:rPr>
               <w:t xml:space="preserve"> (or ups).</w:t>
@@ -395,6 +400,7 @@
           </w:tcPr>
           <w:p>
             <w:pPr>
+              <w:pStyle w:val="Heading1"/>
               <w:spacing w:before="0" w:after="0" w:line="240" w:lineRule="auto"/>
               <w:jc w:val="center"/>
             </w:pPr>
@@ -423,7 +429,7 @@
               <w:rPr>
                 <w:rFonts w:ascii="Avenir Next" w:hAnsi="Avenir Next" w:cs="Avenir Next" w:eastAsia="Avenir Next"/>
                 <w:color w:val="1A1A1A"/>
-                <w:sz w:val="21"/>
+                <w:sz w:val="22"/>
                 <w:szCs w:val="21"/>
               </w:rPr>
               <w:t xml:space="preserve">Add all the </w:t>
@@ -433,7 +439,7 @@
                 <w:rFonts w:ascii="Avenir Next" w:hAnsi="Avenir Next" w:cs="Avenir Next" w:eastAsia="Avenir Next"/>
                 <w:b/>
                 <w:color w:val="1A1A1A"/>
-                <w:sz w:val="21"/>
+                <w:sz w:val="22"/>
                 <w:szCs w:val="21"/>
               </w:rPr>
               <w:t xml:space="preserve">losses</w:t>
@@ -442,7 +448,7 @@
               <w:rPr>
                 <w:rFonts w:ascii="Avenir Next" w:hAnsi="Avenir Next" w:cs="Avenir Next" w:eastAsia="Avenir Next"/>
                 <w:color w:val="1A1A1A"/>
-                <w:sz w:val="21"/>
+                <w:sz w:val="22"/>
                 <w:szCs w:val="21"/>
               </w:rPr>
               <w:t xml:space="preserve"> (or downs).</w:t>
@@ -461,6 +467,7 @@
           </w:tcPr>
           <w:p>
             <w:pPr>
+              <w:pStyle w:val="Heading1"/>
               <w:spacing w:before="0" w:after="0" w:line="240" w:lineRule="auto"/>
               <w:jc w:val="center"/>
             </w:pPr>
@@ -490,7 +497,7 @@
                 <w:rFonts w:ascii="Avenir Next" w:hAnsi="Avenir Next" w:cs="Avenir Next" w:eastAsia="Avenir Next"/>
                 <w:b/>
                 <w:color w:val="1A1A1A"/>
-                <w:sz w:val="21"/>
+                <w:sz w:val="22"/>
                 <w:szCs w:val="21"/>
               </w:rPr>
               <w:t xml:space="preserve">Subtract</w:t>
@@ -499,7 +506,7 @@
               <w:rPr>
                 <w:rFonts w:ascii="Avenir Next" w:hAnsi="Avenir Next" w:cs="Avenir Next" w:eastAsia="Avenir Next"/>
                 <w:color w:val="1A1A1A"/>
-                <w:sz w:val="21"/>
+                <w:sz w:val="22"/>
                 <w:szCs w:val="21"/>
               </w:rPr>
               <w:t xml:space="preserve"> the smaller total. The bigger total names the direction.</w:t>
@@ -510,6 +517,7 @@
     </w:tbl>
     <w:p>
       <w:pPr>
+        <w:pStyle w:val="Heading2"/>
         <w:keepNext/>
         <w:pBdr>
           <w:bottom w:val="single" w:sz="8" w:space="3" w:color="003A70"/>
@@ -525,7 +533,7 @@
           <w:b/>
           <w:color w:val="003A70"/>
           <w:spacing w:val="14"/>
-          <w:sz w:val="19"/>
+          <w:sz w:val="22"/>
           <w:szCs w:val="19"/>
         </w:rPr>
         <w:t xml:space="preserve">WATCH ME</w:t>
@@ -544,7 +552,7 @@
           <w:rFonts w:ascii="Avenir Next" w:hAnsi="Avenir Next" w:cs="Avenir Next" w:eastAsia="Avenir Next"/>
           <w:i/>
           <w:color w:val="5A5F66"/>
-          <w:sz w:val="17"/>
+          <w:sz w:val="22"/>
           <w:szCs w:val="17"/>
         </w:rPr>
         <w:t xml:space="preserve">the steps in action</w:t>
@@ -559,7 +567,7 @@
           <w:rFonts w:ascii="Avenir Next" w:hAnsi="Avenir Next" w:cs="Avenir Next" w:eastAsia="Avenir Next"/>
           <w:b/>
           <w:color w:val="1A1A1A"/>
-          <w:sz w:val="21"/>
+          <w:sz w:val="22"/>
           <w:szCs w:val="21"/>
         </w:rPr>
         <w:t xml:space="preserve">Gain 14, lose 6, then gain 3. What is the change?</w:t>
@@ -578,25 +586,25 @@
           <w:rFonts w:ascii="Avenir Next" w:hAnsi="Avenir Next" w:cs="Avenir Next" w:eastAsia="Avenir Next"/>
           <w:b/>
           <w:color w:val="003A70"/>
+          <w:sz w:val="22"/>
+          <w:szCs w:val="19"/>
+        </w:rPr>
+        <w:t xml:space="preserve">Step 1</w:t>
+      </w:r>
+      <w:r>
+        <w:rPr>
+          <w:rFonts w:ascii="Avenir Next" w:hAnsi="Avenir Next" w:cs="Avenir Next" w:eastAsia="Avenir Next"/>
+          <w:color w:val="1A1A1A"/>
           <w:sz w:val="19"/>
           <w:szCs w:val="19"/>
         </w:rPr>
-        <w:t xml:space="preserve">Step 1</w:t>
-      </w:r>
-      <w:r>
-        <w:rPr>
-          <w:rFonts w:ascii="Avenir Next" w:hAnsi="Avenir Next" w:cs="Avenir Next" w:eastAsia="Avenir Next"/>
-          <w:color w:val="1A1A1A"/>
-          <w:sz w:val="19"/>
-          <w:szCs w:val="19"/>
-        </w:rPr>
         <w:tab/>
       </w:r>
       <w:r>
         <w:rPr>
           <w:rFonts w:ascii="Avenir Next" w:hAnsi="Avenir Next" w:cs="Avenir Next" w:eastAsia="Avenir Next"/>
           <w:color w:val="1A1A1A"/>
-          <w:sz w:val="21"/>
+          <w:sz w:val="22"/>
           <w:szCs w:val="21"/>
         </w:rPr>
         <w:t xml:space="preserve">Gains: 14 + 3 = 17</w:t>
@@ -615,25 +623,25 @@
           <w:rFonts w:ascii="Avenir Next" w:hAnsi="Avenir Next" w:cs="Avenir Next" w:eastAsia="Avenir Next"/>
           <w:b/>
           <w:color w:val="003A70"/>
+          <w:sz w:val="22"/>
+          <w:szCs w:val="19"/>
+        </w:rPr>
+        <w:t xml:space="preserve">Step 2</w:t>
+      </w:r>
+      <w:r>
+        <w:rPr>
+          <w:rFonts w:ascii="Avenir Next" w:hAnsi="Avenir Next" w:cs="Avenir Next" w:eastAsia="Avenir Next"/>
+          <w:color w:val="1A1A1A"/>
           <w:sz w:val="19"/>
           <w:szCs w:val="19"/>
         </w:rPr>
-        <w:t xml:space="preserve">Step 2</w:t>
-      </w:r>
-      <w:r>
-        <w:rPr>
-          <w:rFonts w:ascii="Avenir Next" w:hAnsi="Avenir Next" w:cs="Avenir Next" w:eastAsia="Avenir Next"/>
-          <w:color w:val="1A1A1A"/>
-          <w:sz w:val="19"/>
-          <w:szCs w:val="19"/>
-        </w:rPr>
         <w:tab/>
       </w:r>
       <w:r>
         <w:rPr>
           <w:rFonts w:ascii="Avenir Next" w:hAnsi="Avenir Next" w:cs="Avenir Next" w:eastAsia="Avenir Next"/>
           <w:color w:val="1A1A1A"/>
-          <w:sz w:val="21"/>
+          <w:sz w:val="22"/>
           <w:szCs w:val="21"/>
         </w:rPr>
         <w:t xml:space="preserve">Losses: 6</w:t>
@@ -652,25 +660,25 @@
           <w:rFonts w:ascii="Avenir Next" w:hAnsi="Avenir Next" w:cs="Avenir Next" w:eastAsia="Avenir Next"/>
           <w:b/>
           <w:color w:val="003A70"/>
+          <w:sz w:val="22"/>
+          <w:szCs w:val="19"/>
+        </w:rPr>
+        <w:t xml:space="preserve">Step 3</w:t>
+      </w:r>
+      <w:r>
+        <w:rPr>
+          <w:rFonts w:ascii="Avenir Next" w:hAnsi="Avenir Next" w:cs="Avenir Next" w:eastAsia="Avenir Next"/>
+          <w:color w:val="1A1A1A"/>
           <w:sz w:val="19"/>
           <w:szCs w:val="19"/>
         </w:rPr>
-        <w:t xml:space="preserve">Step 3</w:t>
-      </w:r>
-      <w:r>
-        <w:rPr>
-          <w:rFonts w:ascii="Avenir Next" w:hAnsi="Avenir Next" w:cs="Avenir Next" w:eastAsia="Avenir Next"/>
-          <w:color w:val="1A1A1A"/>
-          <w:sz w:val="19"/>
-          <w:szCs w:val="19"/>
-        </w:rPr>
         <w:tab/>
       </w:r>
       <w:r>
         <w:rPr>
           <w:rFonts w:ascii="Avenir Next" w:hAnsi="Avenir Next" w:cs="Avenir Next" w:eastAsia="Avenir Next"/>
           <w:color w:val="1A1A1A"/>
-          <w:sz w:val="21"/>
+          <w:sz w:val="22"/>
           <w:szCs w:val="21"/>
         </w:rPr>
         <w:t xml:space="preserve">17 − 6 = 11. Gains are bigger.</w:t>
@@ -689,18 +697,18 @@
           <w:rFonts w:ascii="Avenir Next" w:hAnsi="Avenir Next" w:cs="Avenir Next" w:eastAsia="Avenir Next"/>
           <w:b/>
           <w:color w:val="1A1A1A"/>
+          <w:sz w:val="22"/>
+          <w:szCs w:val="21"/>
+        </w:rPr>
+        <w:t xml:space="preserve">Answer</w:t>
+      </w:r>
+      <w:r>
+        <w:rPr>
+          <w:rFonts w:ascii="Avenir Next" w:hAnsi="Avenir Next" w:cs="Avenir Next" w:eastAsia="Avenir Next"/>
+          <w:color w:val="1A1A1A"/>
           <w:sz w:val="21"/>
           <w:szCs w:val="21"/>
         </w:rPr>
-        <w:t xml:space="preserve">Answer</w:t>
-      </w:r>
-      <w:r>
-        <w:rPr>
-          <w:rFonts w:ascii="Avenir Next" w:hAnsi="Avenir Next" w:cs="Avenir Next" w:eastAsia="Avenir Next"/>
-          <w:color w:val="1A1A1A"/>
-          <w:sz w:val="21"/>
-          <w:szCs w:val="21"/>
-        </w:rPr>
         <w:tab/>
       </w:r>
       <w:r>
@@ -708,7 +716,7 @@
           <w:rFonts w:ascii="Avenir Next" w:hAnsi="Avenir Next" w:cs="Avenir Next" w:eastAsia="Avenir Next"/>
           <w:b/>
           <w:color w:val="1A1A1A"/>
-          <w:sz w:val="21"/>
+          <w:sz w:val="22"/>
           <w:szCs w:val="21"/>
         </w:rPr>
         <w:t xml:space="preserve">a gain of 11</w:t>
@@ -716,6 +724,7 @@
     </w:p>
     <w:p>
       <w:pPr>
+        <w:pStyle w:val="Heading2"/>
         <w:keepNext/>
         <w:pBdr>
           <w:bottom w:val="single" w:sz="8" w:space="3" w:color="003A70"/>
@@ -731,7 +740,7 @@
           <w:b/>
           <w:color w:val="003A70"/>
           <w:spacing w:val="14"/>
-          <w:sz w:val="19"/>
+          <w:sz w:val="22"/>
           <w:szCs w:val="19"/>
         </w:rPr>
         <w:t xml:space="preserve">TRY IT WITH HELP</w:t>
@@ -750,7 +759,7 @@
           <w:rFonts w:ascii="Avenir Next" w:hAnsi="Avenir Next" w:cs="Avenir Next" w:eastAsia="Avenir Next"/>
           <w:i/>
           <w:color w:val="5A5F66"/>
-          <w:sz w:val="17"/>
+          <w:sz w:val="22"/>
           <w:szCs w:val="17"/>
         </w:rPr>
         <w:t xml:space="preserve">fill in each step</w:t>
@@ -808,25 +817,25 @@
           <w:rFonts w:ascii="Avenir Next" w:hAnsi="Avenir Next" w:cs="Avenir Next" w:eastAsia="Avenir Next"/>
           <w:b/>
           <w:color w:val="003A70"/>
+          <w:sz w:val="22"/>
+          <w:szCs w:val="18"/>
+        </w:rPr>
+        <w:t xml:space="preserve">Step 1</w:t>
+      </w:r>
+      <w:r>
+        <w:rPr>
+          <w:rFonts w:ascii="Avenir Next" w:hAnsi="Avenir Next" w:cs="Avenir Next" w:eastAsia="Avenir Next"/>
+          <w:color w:val="1A1A1A"/>
           <w:sz w:val="18"/>
           <w:szCs w:val="18"/>
         </w:rPr>
-        <w:t xml:space="preserve">Step 1</w:t>
-      </w:r>
-      <w:r>
-        <w:rPr>
-          <w:rFonts w:ascii="Avenir Next" w:hAnsi="Avenir Next" w:cs="Avenir Next" w:eastAsia="Avenir Next"/>
-          <w:color w:val="1A1A1A"/>
-          <w:sz w:val="18"/>
-          <w:szCs w:val="18"/>
-        </w:rPr>
         <w:tab/>
       </w:r>
       <w:r>
         <w:rPr>
           <w:rFonts w:ascii="Avenir Next" w:hAnsi="Avenir Next" w:cs="Avenir Next" w:eastAsia="Avenir Next"/>
           <w:color w:val="1A1A1A"/>
-          <w:sz w:val="21"/>
+          <w:sz w:val="22"/>
           <w:szCs w:val="21"/>
         </w:rPr>
         <w:t xml:space="preserve">Ups: </w:t>
@@ -856,25 +865,25 @@
           <w:rFonts w:ascii="Avenir Next" w:hAnsi="Avenir Next" w:cs="Avenir Next" w:eastAsia="Avenir Next"/>
           <w:b/>
           <w:color w:val="003A70"/>
+          <w:sz w:val="22"/>
+          <w:szCs w:val="18"/>
+        </w:rPr>
+        <w:t xml:space="preserve">Step 2</w:t>
+      </w:r>
+      <w:r>
+        <w:rPr>
+          <w:rFonts w:ascii="Avenir Next" w:hAnsi="Avenir Next" w:cs="Avenir Next" w:eastAsia="Avenir Next"/>
+          <w:color w:val="1A1A1A"/>
           <w:sz w:val="18"/>
           <w:szCs w:val="18"/>
         </w:rPr>
-        <w:t xml:space="preserve">Step 2</w:t>
-      </w:r>
-      <w:r>
-        <w:rPr>
-          <w:rFonts w:ascii="Avenir Next" w:hAnsi="Avenir Next" w:cs="Avenir Next" w:eastAsia="Avenir Next"/>
-          <w:color w:val="1A1A1A"/>
-          <w:sz w:val="18"/>
-          <w:szCs w:val="18"/>
-        </w:rPr>
         <w:tab/>
       </w:r>
       <w:r>
         <w:rPr>
           <w:rFonts w:ascii="Avenir Next" w:hAnsi="Avenir Next" w:cs="Avenir Next" w:eastAsia="Avenir Next"/>
           <w:color w:val="1A1A1A"/>
-          <w:sz w:val="21"/>
+          <w:sz w:val="22"/>
           <w:szCs w:val="21"/>
         </w:rPr>
         <w:t xml:space="preserve">Downs: </w:t>
@@ -904,28 +913,47 @@
           <w:rFonts w:ascii="Avenir Next" w:hAnsi="Avenir Next" w:cs="Avenir Next" w:eastAsia="Avenir Next"/>
           <w:b/>
           <w:color w:val="003A70"/>
+          <w:sz w:val="22"/>
+          <w:szCs w:val="18"/>
+        </w:rPr>
+        <w:t xml:space="preserve">Step 3</w:t>
+      </w:r>
+      <w:r>
+        <w:rPr>
+          <w:rFonts w:ascii="Avenir Next" w:hAnsi="Avenir Next" w:cs="Avenir Next" w:eastAsia="Avenir Next"/>
+          <w:color w:val="1A1A1A"/>
           <w:sz w:val="18"/>
           <w:szCs w:val="18"/>
         </w:rPr>
-        <w:t xml:space="preserve">Step 3</w:t>
-      </w:r>
-      <w:r>
-        <w:rPr>
-          <w:rFonts w:ascii="Avenir Next" w:hAnsi="Avenir Next" w:cs="Avenir Next" w:eastAsia="Avenir Next"/>
-          <w:color w:val="1A1A1A"/>
-          <w:sz w:val="18"/>
-          <w:szCs w:val="18"/>
-        </w:rPr>
         <w:tab/>
       </w:r>
       <w:r>
         <w:rPr>
           <w:rFonts w:ascii="Avenir Next" w:hAnsi="Avenir Next" w:cs="Avenir Next" w:eastAsia="Avenir Next"/>
           <w:color w:val="1A1A1A"/>
+          <w:sz w:val="22"/>
+          <w:szCs w:val="21"/>
+        </w:rPr>
+        <w:t xml:space="preserve">7 − 3 = </w:t>
+      </w:r>
+      <w:r>
+        <w:rPr>
+          <w:rFonts w:ascii="Avenir Next" w:hAnsi="Avenir Next" w:cs="Avenir Next" w:eastAsia="Avenir Next"/>
+          <w:color w:val="1A1A1A"/>
           <w:sz w:val="21"/>
           <w:szCs w:val="21"/>
-        </w:rPr>
-        <w:t xml:space="preserve">7 − 3 = </w:t>
+          <w:u w:val="single"/>
+        </w:rPr>
+        <w:t xml:space="preserve">                </w:t>
+      </w:r>
+      <w:r>
+        <w:rPr>
+          <w:rFonts w:ascii="Avenir Next" w:hAnsi="Avenir Next" w:cs="Avenir Next" w:eastAsia="Avenir Next"/>
+          <w:color w:val="1A1A1A"/>
+          <w:sz w:val="22"/>
+          <w:szCs w:val="21"/>
+        </w:rPr>
+        <w:t xml:space="preserve">. The bigger side is </w:t>
       </w:r>
       <w:r>
         <w:rPr>
@@ -941,26 +969,7 @@
         <w:rPr>
           <w:rFonts w:ascii="Avenir Next" w:hAnsi="Avenir Next" w:cs="Avenir Next" w:eastAsia="Avenir Next"/>
           <w:color w:val="1A1A1A"/>
-          <w:sz w:val="21"/>
-          <w:szCs w:val="21"/>
-        </w:rPr>
-        <w:t xml:space="preserve">. The bigger side is </w:t>
-      </w:r>
-      <w:r>
-        <w:rPr>
-          <w:rFonts w:ascii="Avenir Next" w:hAnsi="Avenir Next" w:cs="Avenir Next" w:eastAsia="Avenir Next"/>
-          <w:color w:val="1A1A1A"/>
-          <w:sz w:val="21"/>
-          <w:szCs w:val="21"/>
-          <w:u w:val="single"/>
-        </w:rPr>
-        <w:t xml:space="preserve">                </w:t>
-      </w:r>
-      <w:r>
-        <w:rPr>
-          <w:rFonts w:ascii="Avenir Next" w:hAnsi="Avenir Next" w:cs="Avenir Next" w:eastAsia="Avenir Next"/>
-          <w:color w:val="1A1A1A"/>
-          <w:sz w:val="21"/>
+          <w:sz w:val="22"/>
           <w:szCs w:val="21"/>
         </w:rPr>
         <w:t xml:space="preserve">.</w:t>
@@ -1023,25 +1032,25 @@
           <w:rFonts w:ascii="Avenir Next" w:hAnsi="Avenir Next" w:cs="Avenir Next" w:eastAsia="Avenir Next"/>
           <w:b/>
           <w:color w:val="003A70"/>
+          <w:sz w:val="22"/>
+          <w:szCs w:val="18"/>
+        </w:rPr>
+        <w:t xml:space="preserve">Step 1</w:t>
+      </w:r>
+      <w:r>
+        <w:rPr>
+          <w:rFonts w:ascii="Avenir Next" w:hAnsi="Avenir Next" w:cs="Avenir Next" w:eastAsia="Avenir Next"/>
+          <w:color w:val="1A1A1A"/>
           <w:sz w:val="18"/>
           <w:szCs w:val="18"/>
         </w:rPr>
-        <w:t xml:space="preserve">Step 1</w:t>
-      </w:r>
-      <w:r>
-        <w:rPr>
-          <w:rFonts w:ascii="Avenir Next" w:hAnsi="Avenir Next" w:cs="Avenir Next" w:eastAsia="Avenir Next"/>
-          <w:color w:val="1A1A1A"/>
-          <w:sz w:val="18"/>
-          <w:szCs w:val="18"/>
-        </w:rPr>
         <w:tab/>
       </w:r>
       <w:r>
         <w:rPr>
           <w:rFonts w:ascii="Avenir Next" w:hAnsi="Avenir Next" w:cs="Avenir Next" w:eastAsia="Avenir Next"/>
           <w:color w:val="1A1A1A"/>
-          <w:sz w:val="21"/>
+          <w:sz w:val="22"/>
           <w:szCs w:val="21"/>
         </w:rPr>
         <w:t xml:space="preserve">Gains: </w:t>
@@ -1071,25 +1080,25 @@
           <w:rFonts w:ascii="Avenir Next" w:hAnsi="Avenir Next" w:cs="Avenir Next" w:eastAsia="Avenir Next"/>
           <w:b/>
           <w:color w:val="003A70"/>
+          <w:sz w:val="22"/>
+          <w:szCs w:val="18"/>
+        </w:rPr>
+        <w:t xml:space="preserve">Step 2</w:t>
+      </w:r>
+      <w:r>
+        <w:rPr>
+          <w:rFonts w:ascii="Avenir Next" w:hAnsi="Avenir Next" w:cs="Avenir Next" w:eastAsia="Avenir Next"/>
+          <w:color w:val="1A1A1A"/>
           <w:sz w:val="18"/>
           <w:szCs w:val="18"/>
         </w:rPr>
-        <w:t xml:space="preserve">Step 2</w:t>
-      </w:r>
-      <w:r>
-        <w:rPr>
-          <w:rFonts w:ascii="Avenir Next" w:hAnsi="Avenir Next" w:cs="Avenir Next" w:eastAsia="Avenir Next"/>
-          <w:color w:val="1A1A1A"/>
-          <w:sz w:val="18"/>
-          <w:szCs w:val="18"/>
-        </w:rPr>
         <w:tab/>
       </w:r>
       <w:r>
         <w:rPr>
           <w:rFonts w:ascii="Avenir Next" w:hAnsi="Avenir Next" w:cs="Avenir Next" w:eastAsia="Avenir Next"/>
           <w:color w:val="1A1A1A"/>
-          <w:sz w:val="21"/>
+          <w:sz w:val="22"/>
           <w:szCs w:val="21"/>
         </w:rPr>
         <w:t xml:space="preserve">Losses: </w:t>
@@ -1119,28 +1128,47 @@
           <w:rFonts w:ascii="Avenir Next" w:hAnsi="Avenir Next" w:cs="Avenir Next" w:eastAsia="Avenir Next"/>
           <w:b/>
           <w:color w:val="003A70"/>
+          <w:sz w:val="22"/>
+          <w:szCs w:val="18"/>
+        </w:rPr>
+        <w:t xml:space="preserve">Step 3</w:t>
+      </w:r>
+      <w:r>
+        <w:rPr>
+          <w:rFonts w:ascii="Avenir Next" w:hAnsi="Avenir Next" w:cs="Avenir Next" w:eastAsia="Avenir Next"/>
+          <w:color w:val="1A1A1A"/>
           <w:sz w:val="18"/>
           <w:szCs w:val="18"/>
         </w:rPr>
-        <w:t xml:space="preserve">Step 3</w:t>
-      </w:r>
-      <w:r>
-        <w:rPr>
-          <w:rFonts w:ascii="Avenir Next" w:hAnsi="Avenir Next" w:cs="Avenir Next" w:eastAsia="Avenir Next"/>
-          <w:color w:val="1A1A1A"/>
-          <w:sz w:val="18"/>
-          <w:szCs w:val="18"/>
-        </w:rPr>
         <w:tab/>
       </w:r>
       <w:r>
         <w:rPr>
           <w:rFonts w:ascii="Avenir Next" w:hAnsi="Avenir Next" w:cs="Avenir Next" w:eastAsia="Avenir Next"/>
           <w:color w:val="1A1A1A"/>
+          <w:sz w:val="22"/>
+          <w:szCs w:val="21"/>
+        </w:rPr>
+        <w:t xml:space="preserve">12 − 5 = </w:t>
+      </w:r>
+      <w:r>
+        <w:rPr>
+          <w:rFonts w:ascii="Avenir Next" w:hAnsi="Avenir Next" w:cs="Avenir Next" w:eastAsia="Avenir Next"/>
+          <w:color w:val="1A1A1A"/>
           <w:sz w:val="21"/>
           <w:szCs w:val="21"/>
-        </w:rPr>
-        <w:t xml:space="preserve">12 − 5 = </w:t>
+          <w:u w:val="single"/>
+        </w:rPr>
+        <w:t xml:space="preserve">                </w:t>
+      </w:r>
+      <w:r>
+        <w:rPr>
+          <w:rFonts w:ascii="Avenir Next" w:hAnsi="Avenir Next" w:cs="Avenir Next" w:eastAsia="Avenir Next"/>
+          <w:color w:val="1A1A1A"/>
+          <w:sz w:val="22"/>
+          <w:szCs w:val="21"/>
+        </w:rPr>
+        <w:t xml:space="preserve">. The bigger side is </w:t>
       </w:r>
       <w:r>
         <w:rPr>
@@ -1156,26 +1184,7 @@
         <w:rPr>
           <w:rFonts w:ascii="Avenir Next" w:hAnsi="Avenir Next" w:cs="Avenir Next" w:eastAsia="Avenir Next"/>
           <w:color w:val="1A1A1A"/>
-          <w:sz w:val="21"/>
-          <w:szCs w:val="21"/>
-        </w:rPr>
-        <w:t xml:space="preserve">. The bigger side is </w:t>
-      </w:r>
-      <w:r>
-        <w:rPr>
-          <w:rFonts w:ascii="Avenir Next" w:hAnsi="Avenir Next" w:cs="Avenir Next" w:eastAsia="Avenir Next"/>
-          <w:color w:val="1A1A1A"/>
-          <w:sz w:val="21"/>
-          <w:szCs w:val="21"/>
-          <w:u w:val="single"/>
-        </w:rPr>
-        <w:t xml:space="preserve">                </w:t>
-      </w:r>
-      <w:r>
-        <w:rPr>
-          <w:rFonts w:ascii="Avenir Next" w:hAnsi="Avenir Next" w:cs="Avenir Next" w:eastAsia="Avenir Next"/>
-          <w:color w:val="1A1A1A"/>
-          <w:sz w:val="21"/>
+          <w:sz w:val="22"/>
           <w:szCs w:val="21"/>
         </w:rPr>
         <w:t xml:space="preserve">.</w:t>
@@ -1188,6 +1197,7 @@
     </w:p>
     <w:p>
       <w:pPr>
+        <w:pStyle w:val="Heading2"/>
         <w:keepNext/>
         <w:pBdr>
           <w:bottom w:val="single" w:sz="8" w:space="3" w:color="003A70"/>
@@ -1203,7 +1213,7 @@
           <w:b/>
           <w:color w:val="003A70"/>
           <w:spacing w:val="14"/>
-          <w:sz w:val="19"/>
+          <w:sz w:val="22"/>
           <w:szCs w:val="19"/>
         </w:rPr>
         <w:t xml:space="preserve">YOUR TURN</w:t>
@@ -1222,7 +1232,7 @@
           <w:rFonts w:ascii="Avenir Next" w:hAnsi="Avenir Next" w:cs="Avenir Next" w:eastAsia="Avenir Next"/>
           <w:i/>
           <w:color w:val="5A5F66"/>
-          <w:sz w:val="17"/>
+          <w:sz w:val="22"/>
           <w:szCs w:val="17"/>
         </w:rPr>
         <w:t xml:space="preserve">use the steps on your own</w:t>
@@ -1747,7 +1757,7 @@
           <w:caps/>
           <w:color w:val="003A70"/>
           <w:spacing w:val="12"/>
-          <w:sz w:val="19"/>
+          <w:sz w:val="22"/>
           <w:szCs w:val="19"/>
         </w:rPr>
         <w:t xml:space="preserve">Lesson 7-1  ·  Session 2  ·  Prerequisite Practice A  ·  Skill 2 of 2</w:t>
@@ -1755,6 +1765,7 @@
     </w:p>
     <w:p>
       <w:pPr>
+        <w:pStyle w:val="Heading1"/>
         <w:keepNext/>
         <w:spacing w:before="0" w:after="10" w:line="240" w:lineRule="auto"/>
       </w:pPr>
@@ -1780,7 +1791,7 @@
         <w:rPr>
           <w:rFonts w:ascii="Avenir Next" w:hAnsi="Avenir Next" w:cs="Avenir Next" w:eastAsia="Avenir Next"/>
           <w:color w:val="5A5F66"/>
-          <w:sz w:val="17"/>
+          <w:sz w:val="22"/>
           <w:szCs w:val="17"/>
         </w:rPr>
         <w:t xml:space="preserve">Builds on Grade 2 · 2.MD.B.6</w:t>
@@ -1823,6 +1834,7 @@
           </w:tcPr>
           <w:p>
             <w:pPr>
+              <w:pStyle w:val="Heading2"/>
               <w:spacing w:before="0" w:after="0" w:line="252" w:lineRule="auto"/>
             </w:pPr>
             <w:r>
@@ -1852,7 +1864,7 @@
               <w:rPr>
                 <w:rFonts w:ascii="Avenir Next" w:hAnsi="Avenir Next" w:cs="Avenir Next" w:eastAsia="Avenir Next"/>
                 <w:color w:val="1A1A1A"/>
-                <w:sz w:val="20"/>
+                <w:sz w:val="22"/>
                 <w:szCs w:val="20"/>
               </w:rPr>
               <w:t xml:space="preserve">You will plot 8, −8, 21, and −15 on one number line.</w:t>
@@ -1872,6 +1884,7 @@
           </w:tcPr>
           <w:p>
             <w:pPr>
+              <w:pStyle w:val="Heading2"/>
               <w:spacing w:before="0" w:after="0" w:line="252" w:lineRule="auto"/>
             </w:pPr>
             <w:r>
@@ -1901,7 +1914,7 @@
               <w:rPr>
                 <w:rFonts w:ascii="Avenir Next" w:hAnsi="Avenir Next" w:cs="Avenir Next" w:eastAsia="Avenir Next"/>
                 <w:color w:val="1A1A1A"/>
-                <w:sz w:val="20"/>
+                <w:sz w:val="22"/>
                 <w:szCs w:val="20"/>
               </w:rPr>
               <w:t xml:space="preserve">Choose a jump size that fits the numbers, like jumps of 5 up to 25.  </w:t>
@@ -1911,7 +1924,7 @@
                 <w:rFonts w:ascii="Avenir Next" w:hAnsi="Avenir Next" w:cs="Avenir Next" w:eastAsia="Avenir Next"/>
                 <w:b/>
                 <w:color w:val="1A1A1A"/>
-                <w:sz w:val="20"/>
+                <w:sz w:val="22"/>
                 <w:szCs w:val="20"/>
               </w:rPr>
               <w:t xml:space="preserve">You will use it in Practice Form A, problems 3 and 7.</w:t>
@@ -1922,6 +1935,7 @@
     </w:tbl>
     <w:p>
       <w:pPr>
+        <w:pStyle w:val="Heading2"/>
         <w:keepNext/>
         <w:pBdr>
           <w:bottom w:val="single" w:sz="8" w:space="3" w:color="003A70"/>
@@ -1937,7 +1951,7 @@
           <w:b/>
           <w:color w:val="003A70"/>
           <w:spacing w:val="14"/>
-          <w:sz w:val="19"/>
+          <w:sz w:val="22"/>
           <w:szCs w:val="19"/>
         </w:rPr>
         <w:t xml:space="preserve">STEPS TO FOLLOW</w:t>
@@ -1956,7 +1970,7 @@
           <w:rFonts w:ascii="Avenir Next" w:hAnsi="Avenir Next" w:cs="Avenir Next" w:eastAsia="Avenir Next"/>
           <w:i/>
           <w:color w:val="5A5F66"/>
-          <w:sz w:val="17"/>
+          <w:sz w:val="22"/>
           <w:szCs w:val="17"/>
         </w:rPr>
         <w:t xml:space="preserve">use these same steps on every problem</w:t>
@@ -1998,6 +2012,7 @@
           </w:tcPr>
           <w:p>
             <w:pPr>
+              <w:pStyle w:val="Heading1"/>
               <w:spacing w:before="0" w:after="0" w:line="240" w:lineRule="auto"/>
               <w:jc w:val="center"/>
             </w:pPr>
@@ -2026,7 +2041,7 @@
               <w:rPr>
                 <w:rFonts w:ascii="Avenir Next" w:hAnsi="Avenir Next" w:cs="Avenir Next" w:eastAsia="Avenir Next"/>
                 <w:color w:val="1A1A1A"/>
-                <w:sz w:val="21"/>
+                <w:sz w:val="22"/>
                 <w:szCs w:val="21"/>
               </w:rPr>
               <w:t xml:space="preserve">Find the </w:t>
@@ -2036,7 +2051,7 @@
                 <w:rFonts w:ascii="Avenir Next" w:hAnsi="Avenir Next" w:cs="Avenir Next" w:eastAsia="Avenir Next"/>
                 <w:b/>
                 <w:color w:val="1A1A1A"/>
-                <w:sz w:val="21"/>
+                <w:sz w:val="22"/>
                 <w:szCs w:val="21"/>
               </w:rPr>
               <w:t xml:space="preserve">greatest</w:t>
@@ -2045,7 +2060,7 @@
               <w:rPr>
                 <w:rFonts w:ascii="Avenir Next" w:hAnsi="Avenir Next" w:cs="Avenir Next" w:eastAsia="Avenir Next"/>
                 <w:color w:val="1A1A1A"/>
-                <w:sz w:val="21"/>
+                <w:sz w:val="22"/>
                 <w:szCs w:val="21"/>
               </w:rPr>
               <w:t xml:space="preserve"> number you must plot.</w:t>
@@ -2064,6 +2079,7 @@
           </w:tcPr>
           <w:p>
             <w:pPr>
+              <w:pStyle w:val="Heading1"/>
               <w:spacing w:before="0" w:after="0" w:line="240" w:lineRule="auto"/>
               <w:jc w:val="center"/>
             </w:pPr>
@@ -2092,7 +2108,7 @@
               <w:rPr>
                 <w:rFonts w:ascii="Avenir Next" w:hAnsi="Avenir Next" w:cs="Avenir Next" w:eastAsia="Avenir Next"/>
                 <w:color w:val="1A1A1A"/>
-                <w:sz w:val="21"/>
+                <w:sz w:val="22"/>
                 <w:szCs w:val="21"/>
               </w:rPr>
               <w:t xml:space="preserve">Choose a </w:t>
@@ -2102,7 +2118,7 @@
                 <w:rFonts w:ascii="Avenir Next" w:hAnsi="Avenir Next" w:cs="Avenir Next" w:eastAsia="Avenir Next"/>
                 <w:b/>
                 <w:color w:val="1A1A1A"/>
-                <w:sz w:val="21"/>
+                <w:sz w:val="22"/>
                 <w:szCs w:val="21"/>
               </w:rPr>
               <w:t xml:space="preserve">jump</w:t>
@@ -2111,7 +2127,7 @@
               <w:rPr>
                 <w:rFonts w:ascii="Avenir Next" w:hAnsi="Avenir Next" w:cs="Avenir Next" w:eastAsia="Avenir Next"/>
                 <w:color w:val="1A1A1A"/>
-                <w:sz w:val="21"/>
+                <w:sz w:val="22"/>
                 <w:szCs w:val="21"/>
               </w:rPr>
               <w:t xml:space="preserve"> that lands on or near each number.</w:t>
@@ -2130,6 +2146,7 @@
           </w:tcPr>
           <w:p>
             <w:pPr>
+              <w:pStyle w:val="Heading1"/>
               <w:spacing w:before="0" w:after="0" w:line="240" w:lineRule="auto"/>
               <w:jc w:val="center"/>
             </w:pPr>
@@ -2159,7 +2176,7 @@
                 <w:rFonts w:ascii="Avenir Next" w:hAnsi="Avenir Next" w:cs="Avenir Next" w:eastAsia="Avenir Next"/>
                 <w:b/>
                 <w:color w:val="1A1A1A"/>
-                <w:sz w:val="21"/>
+                <w:sz w:val="22"/>
                 <w:szCs w:val="21"/>
               </w:rPr>
               <w:t xml:space="preserve">Divide</w:t>
@@ -2168,7 +2185,7 @@
               <w:rPr>
                 <w:rFonts w:ascii="Avenir Next" w:hAnsi="Avenir Next" w:cs="Avenir Next" w:eastAsia="Avenir Next"/>
                 <w:color w:val="1A1A1A"/>
-                <w:sz w:val="21"/>
+                <w:sz w:val="22"/>
                 <w:szCs w:val="21"/>
               </w:rPr>
               <w:t xml:space="preserve"> the greatest number by the jump to count the jumps.</w:t>
@@ -2179,6 +2196,7 @@
     </w:tbl>
     <w:p>
       <w:pPr>
+        <w:pStyle w:val="Heading2"/>
         <w:keepNext/>
         <w:pBdr>
           <w:bottom w:val="single" w:sz="8" w:space="3" w:color="003A70"/>
@@ -2194,7 +2212,7 @@
           <w:b/>
           <w:color w:val="003A70"/>
           <w:spacing w:val="14"/>
-          <w:sz w:val="19"/>
+          <w:sz w:val="22"/>
           <w:szCs w:val="19"/>
         </w:rPr>
         <w:t xml:space="preserve">WATCH ME</w:t>
@@ -2213,7 +2231,7 @@
           <w:rFonts w:ascii="Avenir Next" w:hAnsi="Avenir Next" w:cs="Avenir Next" w:eastAsia="Avenir Next"/>
           <w:i/>
           <w:color w:val="5A5F66"/>
-          <w:sz w:val="17"/>
+          <w:sz w:val="22"/>
           <w:szCs w:val="17"/>
         </w:rPr>
         <w:t xml:space="preserve">the steps in action</w:t>
@@ -2228,7 +2246,7 @@
           <w:rFonts w:ascii="Avenir Next" w:hAnsi="Avenir Next" w:cs="Avenir Next" w:eastAsia="Avenir Next"/>
           <w:b/>
           <w:color w:val="1A1A1A"/>
-          <w:sz w:val="21"/>
+          <w:sz w:val="22"/>
           <w:szCs w:val="21"/>
         </w:rPr>
         <w:t xml:space="preserve">Choose a scale to plot 15, 35, and 40.</w:t>
@@ -2247,25 +2265,25 @@
           <w:rFonts w:ascii="Avenir Next" w:hAnsi="Avenir Next" w:cs="Avenir Next" w:eastAsia="Avenir Next"/>
           <w:b/>
           <w:color w:val="003A70"/>
+          <w:sz w:val="22"/>
+          <w:szCs w:val="19"/>
+        </w:rPr>
+        <w:t xml:space="preserve">Step 1</w:t>
+      </w:r>
+      <w:r>
+        <w:rPr>
+          <w:rFonts w:ascii="Avenir Next" w:hAnsi="Avenir Next" w:cs="Avenir Next" w:eastAsia="Avenir Next"/>
+          <w:color w:val="1A1A1A"/>
           <w:sz w:val="19"/>
           <w:szCs w:val="19"/>
         </w:rPr>
-        <w:t xml:space="preserve">Step 1</w:t>
-      </w:r>
-      <w:r>
-        <w:rPr>
-          <w:rFonts w:ascii="Avenir Next" w:hAnsi="Avenir Next" w:cs="Avenir Next" w:eastAsia="Avenir Next"/>
-          <w:color w:val="1A1A1A"/>
-          <w:sz w:val="19"/>
-          <w:szCs w:val="19"/>
-        </w:rPr>
         <w:tab/>
       </w:r>
       <w:r>
         <w:rPr>
           <w:rFonts w:ascii="Avenir Next" w:hAnsi="Avenir Next" w:cs="Avenir Next" w:eastAsia="Avenir Next"/>
           <w:color w:val="1A1A1A"/>
-          <w:sz w:val="21"/>
+          <w:sz w:val="22"/>
           <w:szCs w:val="21"/>
         </w:rPr>
         <w:t xml:space="preserve">The greatest number is 40.</w:t>
@@ -2284,25 +2302,25 @@
           <w:rFonts w:ascii="Avenir Next" w:hAnsi="Avenir Next" w:cs="Avenir Next" w:eastAsia="Avenir Next"/>
           <w:b/>
           <w:color w:val="003A70"/>
+          <w:sz w:val="22"/>
+          <w:szCs w:val="19"/>
+        </w:rPr>
+        <w:t xml:space="preserve">Step 2</w:t>
+      </w:r>
+      <w:r>
+        <w:rPr>
+          <w:rFonts w:ascii="Avenir Next" w:hAnsi="Avenir Next" w:cs="Avenir Next" w:eastAsia="Avenir Next"/>
+          <w:color w:val="1A1A1A"/>
           <w:sz w:val="19"/>
           <w:szCs w:val="19"/>
         </w:rPr>
-        <w:t xml:space="preserve">Step 2</w:t>
-      </w:r>
-      <w:r>
-        <w:rPr>
-          <w:rFonts w:ascii="Avenir Next" w:hAnsi="Avenir Next" w:cs="Avenir Next" w:eastAsia="Avenir Next"/>
-          <w:color w:val="1A1A1A"/>
-          <w:sz w:val="19"/>
-          <w:szCs w:val="19"/>
-        </w:rPr>
         <w:tab/>
       </w:r>
       <w:r>
         <w:rPr>
           <w:rFonts w:ascii="Avenir Next" w:hAnsi="Avenir Next" w:cs="Avenir Next" w:eastAsia="Avenir Next"/>
           <w:color w:val="1A1A1A"/>
-          <w:sz w:val="21"/>
+          <w:sz w:val="22"/>
           <w:szCs w:val="21"/>
         </w:rPr>
         <w:t xml:space="preserve">15, 35, and 40 are all counts by 5. Use jumps of 5.</w:t>
@@ -2321,25 +2339,25 @@
           <w:rFonts w:ascii="Avenir Next" w:hAnsi="Avenir Next" w:cs="Avenir Next" w:eastAsia="Avenir Next"/>
           <w:b/>
           <w:color w:val="003A70"/>
+          <w:sz w:val="22"/>
+          <w:szCs w:val="19"/>
+        </w:rPr>
+        <w:t xml:space="preserve">Step 3</w:t>
+      </w:r>
+      <w:r>
+        <w:rPr>
+          <w:rFonts w:ascii="Avenir Next" w:hAnsi="Avenir Next" w:cs="Avenir Next" w:eastAsia="Avenir Next"/>
+          <w:color w:val="1A1A1A"/>
           <w:sz w:val="19"/>
           <w:szCs w:val="19"/>
         </w:rPr>
-        <w:t xml:space="preserve">Step 3</w:t>
-      </w:r>
-      <w:r>
-        <w:rPr>
-          <w:rFonts w:ascii="Avenir Next" w:hAnsi="Avenir Next" w:cs="Avenir Next" w:eastAsia="Avenir Next"/>
-          <w:color w:val="1A1A1A"/>
-          <w:sz w:val="19"/>
-          <w:szCs w:val="19"/>
-        </w:rPr>
         <w:tab/>
       </w:r>
       <w:r>
         <w:rPr>
           <w:rFonts w:ascii="Avenir Next" w:hAnsi="Avenir Next" w:cs="Avenir Next" w:eastAsia="Avenir Next"/>
           <w:color w:val="1A1A1A"/>
-          <w:sz w:val="21"/>
+          <w:sz w:val="22"/>
           <w:szCs w:val="21"/>
         </w:rPr>
         <w:t xml:space="preserve">40 ÷ 5 = 8 jumps.</w:t>
@@ -2358,18 +2376,18 @@
           <w:rFonts w:ascii="Avenir Next" w:hAnsi="Avenir Next" w:cs="Avenir Next" w:eastAsia="Avenir Next"/>
           <w:b/>
           <w:color w:val="1A1A1A"/>
+          <w:sz w:val="22"/>
+          <w:szCs w:val="21"/>
+        </w:rPr>
+        <w:t xml:space="preserve">Answer</w:t>
+      </w:r>
+      <w:r>
+        <w:rPr>
+          <w:rFonts w:ascii="Avenir Next" w:hAnsi="Avenir Next" w:cs="Avenir Next" w:eastAsia="Avenir Next"/>
+          <w:color w:val="1A1A1A"/>
           <w:sz w:val="21"/>
           <w:szCs w:val="21"/>
         </w:rPr>
-        <w:t xml:space="preserve">Answer</w:t>
-      </w:r>
-      <w:r>
-        <w:rPr>
-          <w:rFonts w:ascii="Avenir Next" w:hAnsi="Avenir Next" w:cs="Avenir Next" w:eastAsia="Avenir Next"/>
-          <w:color w:val="1A1A1A"/>
-          <w:sz w:val="21"/>
-          <w:szCs w:val="21"/>
-        </w:rPr>
         <w:tab/>
       </w:r>
       <w:r>
@@ -2377,7 +2395,7 @@
           <w:rFonts w:ascii="Avenir Next" w:hAnsi="Avenir Next" w:cs="Avenir Next" w:eastAsia="Avenir Next"/>
           <w:b/>
           <w:color w:val="1A1A1A"/>
-          <w:sz w:val="21"/>
+          <w:sz w:val="22"/>
           <w:szCs w:val="21"/>
         </w:rPr>
         <w:t xml:space="preserve">jumps of 5, 8 jumps from 0 to 40</w:t>
@@ -2385,6 +2403,7 @@
     </w:p>
     <w:p>
       <w:pPr>
+        <w:pStyle w:val="Heading2"/>
         <w:keepNext/>
         <w:pBdr>
           <w:bottom w:val="single" w:sz="8" w:space="3" w:color="003A70"/>
@@ -2400,7 +2419,7 @@
           <w:b/>
           <w:color w:val="003A70"/>
           <w:spacing w:val="14"/>
-          <w:sz w:val="19"/>
+          <w:sz w:val="22"/>
           <w:szCs w:val="19"/>
         </w:rPr>
         <w:t xml:space="preserve">TRY IT WITH HELP</w:t>
@@ -2419,7 +2438,7 @@
           <w:rFonts w:ascii="Avenir Next" w:hAnsi="Avenir Next" w:cs="Avenir Next" w:eastAsia="Avenir Next"/>
           <w:i/>
           <w:color w:val="5A5F66"/>
-          <w:sz w:val="17"/>
+          <w:sz w:val="22"/>
           <w:szCs w:val="17"/>
         </w:rPr>
         <w:t xml:space="preserve">fill in each step</w:t>
@@ -2477,35 +2496,35 @@
           <w:rFonts w:ascii="Avenir Next" w:hAnsi="Avenir Next" w:cs="Avenir Next" w:eastAsia="Avenir Next"/>
           <w:b/>
           <w:color w:val="003A70"/>
+          <w:sz w:val="22"/>
+          <w:szCs w:val="18"/>
+        </w:rPr>
+        <w:t xml:space="preserve">Step 1</w:t>
+      </w:r>
+      <w:r>
+        <w:rPr>
+          <w:rFonts w:ascii="Avenir Next" w:hAnsi="Avenir Next" w:cs="Avenir Next" w:eastAsia="Avenir Next"/>
+          <w:color w:val="1A1A1A"/>
           <w:sz w:val="18"/>
           <w:szCs w:val="18"/>
         </w:rPr>
-        <w:t xml:space="preserve">Step 1</w:t>
-      </w:r>
-      <w:r>
-        <w:rPr>
-          <w:rFonts w:ascii="Avenir Next" w:hAnsi="Avenir Next" w:cs="Avenir Next" w:eastAsia="Avenir Next"/>
-          <w:color w:val="1A1A1A"/>
-          <w:sz w:val="18"/>
-          <w:szCs w:val="18"/>
-        </w:rPr>
         <w:tab/>
       </w:r>
       <w:r>
         <w:rPr>
           <w:rFonts w:ascii="Avenir Next" w:hAnsi="Avenir Next" w:cs="Avenir Next" w:eastAsia="Avenir Next"/>
           <w:color w:val="1A1A1A"/>
+          <w:sz w:val="22"/>
+          <w:szCs w:val="21"/>
+        </w:rPr>
+        <w:t xml:space="preserve">The greatest number is </w:t>
+      </w:r>
+      <w:r>
+        <w:rPr>
+          <w:rFonts w:ascii="Avenir Next" w:hAnsi="Avenir Next" w:cs="Avenir Next" w:eastAsia="Avenir Next"/>
+          <w:color w:val="1A1A1A"/>
           <w:sz w:val="21"/>
           <w:szCs w:val="21"/>
-        </w:rPr>
-        <w:t xml:space="preserve">The greatest number is </w:t>
-      </w:r>
-      <w:r>
-        <w:rPr>
-          <w:rFonts w:ascii="Avenir Next" w:hAnsi="Avenir Next" w:cs="Avenir Next" w:eastAsia="Avenir Next"/>
-          <w:color w:val="1A1A1A"/>
-          <w:sz w:val="21"/>
-          <w:szCs w:val="21"/>
           <w:u w:val="single"/>
         </w:rPr>
         <w:t xml:space="preserve">                </w:t>
@@ -2514,7 +2533,7 @@
         <w:rPr>
           <w:rFonts w:ascii="Avenir Next" w:hAnsi="Avenir Next" w:cs="Avenir Next" w:eastAsia="Avenir Next"/>
           <w:color w:val="1A1A1A"/>
-          <w:sz w:val="21"/>
+          <w:sz w:val="22"/>
           <w:szCs w:val="21"/>
         </w:rPr>
         <w:t xml:space="preserve">.</w:t>
@@ -2534,35 +2553,35 @@
           <w:rFonts w:ascii="Avenir Next" w:hAnsi="Avenir Next" w:cs="Avenir Next" w:eastAsia="Avenir Next"/>
           <w:b/>
           <w:color w:val="003A70"/>
+          <w:sz w:val="22"/>
+          <w:szCs w:val="18"/>
+        </w:rPr>
+        <w:t xml:space="preserve">Step 2</w:t>
+      </w:r>
+      <w:r>
+        <w:rPr>
+          <w:rFonts w:ascii="Avenir Next" w:hAnsi="Avenir Next" w:cs="Avenir Next" w:eastAsia="Avenir Next"/>
+          <w:color w:val="1A1A1A"/>
           <w:sz w:val="18"/>
           <w:szCs w:val="18"/>
         </w:rPr>
-        <w:t xml:space="preserve">Step 2</w:t>
-      </w:r>
-      <w:r>
-        <w:rPr>
-          <w:rFonts w:ascii="Avenir Next" w:hAnsi="Avenir Next" w:cs="Avenir Next" w:eastAsia="Avenir Next"/>
-          <w:color w:val="1A1A1A"/>
-          <w:sz w:val="18"/>
-          <w:szCs w:val="18"/>
-        </w:rPr>
         <w:tab/>
       </w:r>
       <w:r>
         <w:rPr>
           <w:rFonts w:ascii="Avenir Next" w:hAnsi="Avenir Next" w:cs="Avenir Next" w:eastAsia="Avenir Next"/>
           <w:color w:val="1A1A1A"/>
+          <w:sz w:val="22"/>
+          <w:szCs w:val="21"/>
+        </w:rPr>
+        <w:t xml:space="preserve">Use jumps of </w:t>
+      </w:r>
+      <w:r>
+        <w:rPr>
+          <w:rFonts w:ascii="Avenir Next" w:hAnsi="Avenir Next" w:cs="Avenir Next" w:eastAsia="Avenir Next"/>
+          <w:color w:val="1A1A1A"/>
           <w:sz w:val="21"/>
           <w:szCs w:val="21"/>
-        </w:rPr>
-        <w:t xml:space="preserve">Use jumps of </w:t>
-      </w:r>
-      <w:r>
-        <w:rPr>
-          <w:rFonts w:ascii="Avenir Next" w:hAnsi="Avenir Next" w:cs="Avenir Next" w:eastAsia="Avenir Next"/>
-          <w:color w:val="1A1A1A"/>
-          <w:sz w:val="21"/>
-          <w:szCs w:val="21"/>
           <w:u w:val="single"/>
         </w:rPr>
         <w:t xml:space="preserve">                </w:t>
@@ -2571,7 +2590,7 @@
         <w:rPr>
           <w:rFonts w:ascii="Avenir Next" w:hAnsi="Avenir Next" w:cs="Avenir Next" w:eastAsia="Avenir Next"/>
           <w:color w:val="1A1A1A"/>
-          <w:sz w:val="21"/>
+          <w:sz w:val="22"/>
           <w:szCs w:val="21"/>
         </w:rPr>
         <w:t xml:space="preserve">.</w:t>
@@ -2591,35 +2610,35 @@
           <w:rFonts w:ascii="Avenir Next" w:hAnsi="Avenir Next" w:cs="Avenir Next" w:eastAsia="Avenir Next"/>
           <w:b/>
           <w:color w:val="003A70"/>
+          <w:sz w:val="22"/>
+          <w:szCs w:val="18"/>
+        </w:rPr>
+        <w:t xml:space="preserve">Step 3</w:t>
+      </w:r>
+      <w:r>
+        <w:rPr>
+          <w:rFonts w:ascii="Avenir Next" w:hAnsi="Avenir Next" w:cs="Avenir Next" w:eastAsia="Avenir Next"/>
+          <w:color w:val="1A1A1A"/>
           <w:sz w:val="18"/>
           <w:szCs w:val="18"/>
         </w:rPr>
-        <w:t xml:space="preserve">Step 3</w:t>
-      </w:r>
-      <w:r>
-        <w:rPr>
-          <w:rFonts w:ascii="Avenir Next" w:hAnsi="Avenir Next" w:cs="Avenir Next" w:eastAsia="Avenir Next"/>
-          <w:color w:val="1A1A1A"/>
-          <w:sz w:val="18"/>
-          <w:szCs w:val="18"/>
-        </w:rPr>
         <w:tab/>
       </w:r>
       <w:r>
         <w:rPr>
           <w:rFonts w:ascii="Avenir Next" w:hAnsi="Avenir Next" w:cs="Avenir Next" w:eastAsia="Avenir Next"/>
           <w:color w:val="1A1A1A"/>
+          <w:sz w:val="22"/>
+          <w:szCs w:val="21"/>
+        </w:rPr>
+        <w:t xml:space="preserve">90 ÷ 10 = </w:t>
+      </w:r>
+      <w:r>
+        <w:rPr>
+          <w:rFonts w:ascii="Avenir Next" w:hAnsi="Avenir Next" w:cs="Avenir Next" w:eastAsia="Avenir Next"/>
+          <w:color w:val="1A1A1A"/>
           <w:sz w:val="21"/>
           <w:szCs w:val="21"/>
-        </w:rPr>
-        <w:t xml:space="preserve">90 ÷ 10 = </w:t>
-      </w:r>
-      <w:r>
-        <w:rPr>
-          <w:rFonts w:ascii="Avenir Next" w:hAnsi="Avenir Next" w:cs="Avenir Next" w:eastAsia="Avenir Next"/>
-          <w:color w:val="1A1A1A"/>
-          <w:sz w:val="21"/>
-          <w:szCs w:val="21"/>
           <w:u w:val="single"/>
         </w:rPr>
         <w:t xml:space="preserve">                </w:t>
@@ -2628,7 +2647,7 @@
         <w:rPr>
           <w:rFonts w:ascii="Avenir Next" w:hAnsi="Avenir Next" w:cs="Avenir Next" w:eastAsia="Avenir Next"/>
           <w:color w:val="1A1A1A"/>
-          <w:sz w:val="21"/>
+          <w:sz w:val="22"/>
           <w:szCs w:val="21"/>
         </w:rPr>
         <w:t xml:space="preserve"> jumps.</w:t>
@@ -2691,35 +2710,35 @@
           <w:rFonts w:ascii="Avenir Next" w:hAnsi="Avenir Next" w:cs="Avenir Next" w:eastAsia="Avenir Next"/>
           <w:b/>
           <w:color w:val="003A70"/>
+          <w:sz w:val="22"/>
+          <w:szCs w:val="18"/>
+        </w:rPr>
+        <w:t xml:space="preserve">Step 1</w:t>
+      </w:r>
+      <w:r>
+        <w:rPr>
+          <w:rFonts w:ascii="Avenir Next" w:hAnsi="Avenir Next" w:cs="Avenir Next" w:eastAsia="Avenir Next"/>
+          <w:color w:val="1A1A1A"/>
           <w:sz w:val="18"/>
           <w:szCs w:val="18"/>
         </w:rPr>
-        <w:t xml:space="preserve">Step 1</w:t>
-      </w:r>
-      <w:r>
-        <w:rPr>
-          <w:rFonts w:ascii="Avenir Next" w:hAnsi="Avenir Next" w:cs="Avenir Next" w:eastAsia="Avenir Next"/>
-          <w:color w:val="1A1A1A"/>
-          <w:sz w:val="18"/>
-          <w:szCs w:val="18"/>
-        </w:rPr>
         <w:tab/>
       </w:r>
       <w:r>
         <w:rPr>
           <w:rFonts w:ascii="Avenir Next" w:hAnsi="Avenir Next" w:cs="Avenir Next" w:eastAsia="Avenir Next"/>
           <w:color w:val="1A1A1A"/>
+          <w:sz w:val="22"/>
+          <w:szCs w:val="21"/>
+        </w:rPr>
+        <w:t xml:space="preserve">The greatest number is </w:t>
+      </w:r>
+      <w:r>
+        <w:rPr>
+          <w:rFonts w:ascii="Avenir Next" w:hAnsi="Avenir Next" w:cs="Avenir Next" w:eastAsia="Avenir Next"/>
+          <w:color w:val="1A1A1A"/>
           <w:sz w:val="21"/>
           <w:szCs w:val="21"/>
-        </w:rPr>
-        <w:t xml:space="preserve">The greatest number is </w:t>
-      </w:r>
-      <w:r>
-        <w:rPr>
-          <w:rFonts w:ascii="Avenir Next" w:hAnsi="Avenir Next" w:cs="Avenir Next" w:eastAsia="Avenir Next"/>
-          <w:color w:val="1A1A1A"/>
-          <w:sz w:val="21"/>
-          <w:szCs w:val="21"/>
           <w:u w:val="single"/>
         </w:rPr>
         <w:t xml:space="preserve">                </w:t>
@@ -2728,7 +2747,7 @@
         <w:rPr>
           <w:rFonts w:ascii="Avenir Next" w:hAnsi="Avenir Next" w:cs="Avenir Next" w:eastAsia="Avenir Next"/>
           <w:color w:val="1A1A1A"/>
-          <w:sz w:val="21"/>
+          <w:sz w:val="22"/>
           <w:szCs w:val="21"/>
         </w:rPr>
         <w:t xml:space="preserve">.</w:t>
@@ -2748,35 +2767,35 @@
           <w:rFonts w:ascii="Avenir Next" w:hAnsi="Avenir Next" w:cs="Avenir Next" w:eastAsia="Avenir Next"/>
           <w:b/>
           <w:color w:val="003A70"/>
+          <w:sz w:val="22"/>
+          <w:szCs w:val="18"/>
+        </w:rPr>
+        <w:t xml:space="preserve">Step 2</w:t>
+      </w:r>
+      <w:r>
+        <w:rPr>
+          <w:rFonts w:ascii="Avenir Next" w:hAnsi="Avenir Next" w:cs="Avenir Next" w:eastAsia="Avenir Next"/>
+          <w:color w:val="1A1A1A"/>
           <w:sz w:val="18"/>
           <w:szCs w:val="18"/>
         </w:rPr>
-        <w:t xml:space="preserve">Step 2</w:t>
-      </w:r>
-      <w:r>
-        <w:rPr>
-          <w:rFonts w:ascii="Avenir Next" w:hAnsi="Avenir Next" w:cs="Avenir Next" w:eastAsia="Avenir Next"/>
-          <w:color w:val="1A1A1A"/>
-          <w:sz w:val="18"/>
-          <w:szCs w:val="18"/>
-        </w:rPr>
         <w:tab/>
       </w:r>
       <w:r>
         <w:rPr>
           <w:rFonts w:ascii="Avenir Next" w:hAnsi="Avenir Next" w:cs="Avenir Next" w:eastAsia="Avenir Next"/>
           <w:color w:val="1A1A1A"/>
+          <w:sz w:val="22"/>
+          <w:szCs w:val="21"/>
+        </w:rPr>
+        <w:t xml:space="preserve">Use jumps of </w:t>
+      </w:r>
+      <w:r>
+        <w:rPr>
+          <w:rFonts w:ascii="Avenir Next" w:hAnsi="Avenir Next" w:cs="Avenir Next" w:eastAsia="Avenir Next"/>
+          <w:color w:val="1A1A1A"/>
           <w:sz w:val="21"/>
           <w:szCs w:val="21"/>
-        </w:rPr>
-        <w:t xml:space="preserve">Use jumps of </w:t>
-      </w:r>
-      <w:r>
-        <w:rPr>
-          <w:rFonts w:ascii="Avenir Next" w:hAnsi="Avenir Next" w:cs="Avenir Next" w:eastAsia="Avenir Next"/>
-          <w:color w:val="1A1A1A"/>
-          <w:sz w:val="21"/>
-          <w:szCs w:val="21"/>
           <w:u w:val="single"/>
         </w:rPr>
         <w:t xml:space="preserve">                </w:t>
@@ -2785,7 +2804,7 @@
         <w:rPr>
           <w:rFonts w:ascii="Avenir Next" w:hAnsi="Avenir Next" w:cs="Avenir Next" w:eastAsia="Avenir Next"/>
           <w:color w:val="1A1A1A"/>
-          <w:sz w:val="21"/>
+          <w:sz w:val="22"/>
           <w:szCs w:val="21"/>
         </w:rPr>
         <w:t xml:space="preserve">.</w:t>
@@ -2805,35 +2824,35 @@
           <w:rFonts w:ascii="Avenir Next" w:hAnsi="Avenir Next" w:cs="Avenir Next" w:eastAsia="Avenir Next"/>
           <w:b/>
           <w:color w:val="003A70"/>
+          <w:sz w:val="22"/>
+          <w:szCs w:val="18"/>
+        </w:rPr>
+        <w:t xml:space="preserve">Step 3</w:t>
+      </w:r>
+      <w:r>
+        <w:rPr>
+          <w:rFonts w:ascii="Avenir Next" w:hAnsi="Avenir Next" w:cs="Avenir Next" w:eastAsia="Avenir Next"/>
+          <w:color w:val="1A1A1A"/>
           <w:sz w:val="18"/>
           <w:szCs w:val="18"/>
         </w:rPr>
-        <w:t xml:space="preserve">Step 3</w:t>
-      </w:r>
-      <w:r>
-        <w:rPr>
-          <w:rFonts w:ascii="Avenir Next" w:hAnsi="Avenir Next" w:cs="Avenir Next" w:eastAsia="Avenir Next"/>
-          <w:color w:val="1A1A1A"/>
-          <w:sz w:val="18"/>
-          <w:szCs w:val="18"/>
-        </w:rPr>
         <w:tab/>
       </w:r>
       <w:r>
         <w:rPr>
           <w:rFonts w:ascii="Avenir Next" w:hAnsi="Avenir Next" w:cs="Avenir Next" w:eastAsia="Avenir Next"/>
           <w:color w:val="1A1A1A"/>
+          <w:sz w:val="22"/>
+          <w:szCs w:val="21"/>
+        </w:rPr>
+        <w:t xml:space="preserve">200 ÷ 50 = </w:t>
+      </w:r>
+      <w:r>
+        <w:rPr>
+          <w:rFonts w:ascii="Avenir Next" w:hAnsi="Avenir Next" w:cs="Avenir Next" w:eastAsia="Avenir Next"/>
+          <w:color w:val="1A1A1A"/>
           <w:sz w:val="21"/>
           <w:szCs w:val="21"/>
-        </w:rPr>
-        <w:t xml:space="preserve">200 ÷ 50 = </w:t>
-      </w:r>
-      <w:r>
-        <w:rPr>
-          <w:rFonts w:ascii="Avenir Next" w:hAnsi="Avenir Next" w:cs="Avenir Next" w:eastAsia="Avenir Next"/>
-          <w:color w:val="1A1A1A"/>
-          <w:sz w:val="21"/>
-          <w:szCs w:val="21"/>
           <w:u w:val="single"/>
         </w:rPr>
         <w:t xml:space="preserve">                </w:t>
@@ -2842,7 +2861,7 @@
         <w:rPr>
           <w:rFonts w:ascii="Avenir Next" w:hAnsi="Avenir Next" w:cs="Avenir Next" w:eastAsia="Avenir Next"/>
           <w:color w:val="1A1A1A"/>
-          <w:sz w:val="21"/>
+          <w:sz w:val="22"/>
           <w:szCs w:val="21"/>
         </w:rPr>
         <w:t xml:space="preserve"> jumps.</w:t>
@@ -2855,6 +2874,7 @@
     </w:p>
     <w:p>
       <w:pPr>
+        <w:pStyle w:val="Heading2"/>
         <w:keepNext/>
         <w:pBdr>
           <w:bottom w:val="single" w:sz="8" w:space="3" w:color="003A70"/>
@@ -2870,7 +2890,7 @@
           <w:b/>
           <w:color w:val="003A70"/>
           <w:spacing w:val="14"/>
-          <w:sz w:val="19"/>
+          <w:sz w:val="22"/>
           <w:szCs w:val="19"/>
         </w:rPr>
         <w:t xml:space="preserve">YOUR TURN</w:t>
@@ -2889,7 +2909,7 @@
           <w:rFonts w:ascii="Avenir Next" w:hAnsi="Avenir Next" w:cs="Avenir Next" w:eastAsia="Avenir Next"/>
           <w:i/>
           <w:color w:val="5A5F66"/>
-          <w:sz w:val="17"/>
+          <w:sz w:val="22"/>
           <w:szCs w:val="17"/>
         </w:rPr>
         <w:t xml:space="preserve">use the steps on your own</w:t>
@@ -3061,7 +3081,7 @@
                       <w:szCs w:val="22"/>
                       <w:u w:val="single"/>
                     </w:rPr>
-                    <w:t xml:space="preserve">      </w:t>
+                    <w:t xml:space="preserve">          </w:t>
                   </w:r>
                 </w:p>
               </w:tc>
@@ -3123,7 +3143,7 @@
                       <w:szCs w:val="22"/>
                       <w:u w:val="single"/>
                     </w:rPr>
-                    <w:t xml:space="preserve">      </w:t>
+                    <w:t xml:space="preserve">          </w:t>
                   </w:r>
                 </w:p>
               </w:tc>
@@ -3185,7 +3205,7 @@
                       <w:szCs w:val="22"/>
                       <w:u w:val="single"/>
                     </w:rPr>
-                    <w:t xml:space="preserve">      </w:t>
+                    <w:t xml:space="preserve">          </w:t>
                   </w:r>
                 </w:p>
               </w:tc>
@@ -3253,7 +3273,7 @@
                       <w:szCs w:val="22"/>
                       <w:u w:val="single"/>
                     </w:rPr>
-                    <w:t xml:space="preserve">      </w:t>
+                    <w:t xml:space="preserve">          </w:t>
                   </w:r>
                 </w:p>
               </w:tc>
@@ -3315,7 +3335,7 @@
                       <w:szCs w:val="22"/>
                       <w:u w:val="single"/>
                     </w:rPr>
-                    <w:t xml:space="preserve">      </w:t>
+                    <w:t xml:space="preserve">          </w:t>
                   </w:r>
                 </w:p>
               </w:tc>
@@ -3377,7 +3397,7 @@
                       <w:szCs w:val="22"/>
                       <w:u w:val="single"/>
                     </w:rPr>
-                    <w:t xml:space="preserve">      </w:t>
+                    <w:t xml:space="preserve">          </w:t>
                   </w:r>
                 </w:p>
               </w:tc>
@@ -3398,6 +3418,7 @@
     </w:p>
     <w:p>
       <w:pPr>
+        <w:pStyle w:val="Heading2"/>
         <w:keepNext/>
         <w:pBdr>
           <w:bottom w:val="single" w:sz="8" w:space="3" w:color="003A70"/>
@@ -3413,7 +3434,7 @@
           <w:b/>
           <w:color w:val="003A70"/>
           <w:spacing w:val="14"/>
-          <w:sz w:val="19"/>
+          <w:sz w:val="22"/>
           <w:szCs w:val="19"/>
         </w:rPr>
         <w:t xml:space="preserve">READY CHECK</w:t>
@@ -3432,7 +3453,7 @@
           <w:rFonts w:ascii="Avenir Next" w:hAnsi="Avenir Next" w:cs="Avenir Next" w:eastAsia="Avenir Next"/>
           <w:i/>
           <w:color w:val="5A5F66"/>
-          <w:sz w:val="17"/>
+          <w:sz w:val="22"/>
           <w:szCs w:val="17"/>
         </w:rPr>
         <w:t xml:space="preserve">a problem like the one in today’s lesson</w:t>
@@ -3564,25 +3585,25 @@
                       <w:rFonts w:ascii="Avenir Next" w:hAnsi="Avenir Next" w:cs="Avenir Next" w:eastAsia="Avenir Next"/>
                       <w:b/>
                       <w:color w:val="003A70"/>
+                      <w:sz w:val="22"/>
+                      <w:szCs w:val="21"/>
+                    </w:rPr>
+                    <w:t xml:space="preserve">A</w:t>
+                  </w:r>
+                  <w:r>
+                    <w:rPr>
+                      <w:rFonts w:ascii="Avenir Next" w:hAnsi="Avenir Next" w:cs="Avenir Next" w:eastAsia="Avenir Next"/>
+                      <w:color w:val="1A1A1A"/>
                       <w:sz w:val="21"/>
                       <w:szCs w:val="21"/>
                     </w:rPr>
-                    <w:t xml:space="preserve">A</w:t>
-                  </w:r>
-                  <w:r>
-                    <w:rPr>
-                      <w:rFonts w:ascii="Avenir Next" w:hAnsi="Avenir Next" w:cs="Avenir Next" w:eastAsia="Avenir Next"/>
-                      <w:color w:val="1A1A1A"/>
-                      <w:sz w:val="21"/>
-                      <w:szCs w:val="21"/>
-                    </w:rPr>
                     <w:tab/>
                   </w:r>
                   <w:r>
                     <w:rPr>
                       <w:rFonts w:ascii="Avenir Next" w:hAnsi="Avenir Next" w:cs="Avenir Next" w:eastAsia="Avenir Next"/>
                       <w:color w:val="1A1A1A"/>
-                      <w:sz w:val="21"/>
+                      <w:sz w:val="22"/>
                       <w:szCs w:val="21"/>
                     </w:rPr>
                     <w:t xml:space="preserve">−10 to 10, by 1s</w:t>
@@ -3607,25 +3628,25 @@
                       <w:rFonts w:ascii="Avenir Next" w:hAnsi="Avenir Next" w:cs="Avenir Next" w:eastAsia="Avenir Next"/>
                       <w:b/>
                       <w:color w:val="003A70"/>
+                      <w:sz w:val="22"/>
+                      <w:szCs w:val="21"/>
+                    </w:rPr>
+                    <w:t xml:space="preserve">B</w:t>
+                  </w:r>
+                  <w:r>
+                    <w:rPr>
+                      <w:rFonts w:ascii="Avenir Next" w:hAnsi="Avenir Next" w:cs="Avenir Next" w:eastAsia="Avenir Next"/>
+                      <w:color w:val="1A1A1A"/>
                       <w:sz w:val="21"/>
                       <w:szCs w:val="21"/>
                     </w:rPr>
-                    <w:t xml:space="preserve">B</w:t>
-                  </w:r>
-                  <w:r>
-                    <w:rPr>
-                      <w:rFonts w:ascii="Avenir Next" w:hAnsi="Avenir Next" w:cs="Avenir Next" w:eastAsia="Avenir Next"/>
-                      <w:color w:val="1A1A1A"/>
-                      <w:sz w:val="21"/>
-                      <w:szCs w:val="21"/>
-                    </w:rPr>
                     <w:tab/>
                   </w:r>
                   <w:r>
                     <w:rPr>
                       <w:rFonts w:ascii="Avenir Next" w:hAnsi="Avenir Next" w:cs="Avenir Next" w:eastAsia="Avenir Next"/>
                       <w:color w:val="1A1A1A"/>
-                      <w:sz w:val="21"/>
+                      <w:sz w:val="22"/>
                       <w:szCs w:val="21"/>
                     </w:rPr>
                     <w:t xml:space="preserve">−20 to 25, by 5s</w:t>
@@ -3650,25 +3671,25 @@
                       <w:rFonts w:ascii="Avenir Next" w:hAnsi="Avenir Next" w:cs="Avenir Next" w:eastAsia="Avenir Next"/>
                       <w:b/>
                       <w:color w:val="003A70"/>
+                      <w:sz w:val="22"/>
+                      <w:szCs w:val="21"/>
+                    </w:rPr>
+                    <w:t xml:space="preserve">C</w:t>
+                  </w:r>
+                  <w:r>
+                    <w:rPr>
+                      <w:rFonts w:ascii="Avenir Next" w:hAnsi="Avenir Next" w:cs="Avenir Next" w:eastAsia="Avenir Next"/>
+                      <w:color w:val="1A1A1A"/>
                       <w:sz w:val="21"/>
                       <w:szCs w:val="21"/>
                     </w:rPr>
-                    <w:t xml:space="preserve">C</w:t>
-                  </w:r>
-                  <w:r>
-                    <w:rPr>
-                      <w:rFonts w:ascii="Avenir Next" w:hAnsi="Avenir Next" w:cs="Avenir Next" w:eastAsia="Avenir Next"/>
-                      <w:color w:val="1A1A1A"/>
-                      <w:sz w:val="21"/>
-                      <w:szCs w:val="21"/>
-                    </w:rPr>
                     <w:tab/>
                   </w:r>
                   <w:r>
                     <w:rPr>
                       <w:rFonts w:ascii="Avenir Next" w:hAnsi="Avenir Next" w:cs="Avenir Next" w:eastAsia="Avenir Next"/>
                       <w:color w:val="1A1A1A"/>
-                      <w:sz w:val="21"/>
+                      <w:sz w:val="22"/>
                       <w:szCs w:val="21"/>
                     </w:rPr>
                     <w:t xml:space="preserve">0 to 25, by 5s</w:t>
@@ -3693,25 +3714,25 @@
                       <w:rFonts w:ascii="Avenir Next" w:hAnsi="Avenir Next" w:cs="Avenir Next" w:eastAsia="Avenir Next"/>
                       <w:b/>
                       <w:color w:val="003A70"/>
+                      <w:sz w:val="22"/>
+                      <w:szCs w:val="21"/>
+                    </w:rPr>
+                    <w:t xml:space="preserve">D</w:t>
+                  </w:r>
+                  <w:r>
+                    <w:rPr>
+                      <w:rFonts w:ascii="Avenir Next" w:hAnsi="Avenir Next" w:cs="Avenir Next" w:eastAsia="Avenir Next"/>
+                      <w:color w:val="1A1A1A"/>
                       <w:sz w:val="21"/>
                       <w:szCs w:val="21"/>
                     </w:rPr>
-                    <w:t xml:space="preserve">D</w:t>
-                  </w:r>
-                  <w:r>
-                    <w:rPr>
-                      <w:rFonts w:ascii="Avenir Next" w:hAnsi="Avenir Next" w:cs="Avenir Next" w:eastAsia="Avenir Next"/>
-                      <w:color w:val="1A1A1A"/>
-                      <w:sz w:val="21"/>
-                      <w:szCs w:val="21"/>
-                    </w:rPr>
                     <w:tab/>
                   </w:r>
                   <w:r>
                     <w:rPr>
                       <w:rFonts w:ascii="Avenir Next" w:hAnsi="Avenir Next" w:cs="Avenir Next" w:eastAsia="Avenir Next"/>
                       <w:color w:val="1A1A1A"/>
-                      <w:sz w:val="21"/>
+                      <w:sz w:val="22"/>
                       <w:szCs w:val="21"/>
                     </w:rPr>
                     <w:t xml:space="preserve">−15 to 15, by 5s</w:t>
@@ -3760,19 +3781,42 @@
         <w:tblLook w:val="0000" w:firstRow="0" w:lastRow="0" w:firstColumn="0" w:lastColumn="0" w:noHBand="1" w:noVBand="1"/>
       </w:tblPr>
       <w:tblGrid>
-        <w:gridCol w:w="2000"/>
-        <w:gridCol w:w="2300"/>
-        <w:gridCol w:w="2100"/>
-        <w:gridCol w:w="3104"/>
+        <w:gridCol w:w="1750"/>
+        <w:gridCol w:w="2500"/>
+        <w:gridCol w:w="2200"/>
+        <w:gridCol w:w="3054"/>
       </w:tblGrid>
       <w:tr>
         <w:trPr>
           <w:cantSplit/>
-          <w:trHeight w:val="320" w:hRule="atLeast"/>
+          <w:trHeight w:val="300" w:hRule="atLeast"/>
         </w:trPr>
         <w:tc>
           <w:tcPr>
-            <w:tcW w:w="2000" w:type="dxa"/>
+            <w:tcW w:w="1750" w:type="dxa"/>
+            <w:vAlign w:val="center"/>
+          </w:tcPr>
+          <w:p>
+            <w:pPr>
+              <w:pStyle w:val="Heading2"/>
+              <w:spacing w:before="0" w:after="0" w:line="240" w:lineRule="auto"/>
+            </w:pPr>
+            <w:r>
+              <w:rPr>
+                <w:rFonts w:ascii="Avenir Next" w:hAnsi="Avenir Next" w:cs="Avenir Next" w:eastAsia="Avenir Next"/>
+                <w:b/>
+                <w:color w:val="003A70"/>
+                <w:spacing w:val="12"/>
+                <w:sz w:val="15"/>
+                <w:szCs w:val="15"/>
+              </w:rPr>
+              <w:t xml:space="preserve">CHECK YOURSELF</w:t>
+            </w:r>
+          </w:p>
+        </w:tc>
+        <w:tc>
+          <w:tcPr>
+            <w:tcW w:w="2500" w:type="dxa"/>
             <w:vAlign w:val="center"/>
           </w:tcPr>
           <w:p>
@@ -3781,20 +3825,27 @@
             </w:pPr>
             <w:r>
               <w:rPr>
-                <w:rFonts w:ascii="Avenir Next" w:hAnsi="Avenir Next" w:cs="Avenir Next" w:eastAsia="Avenir Next"/>
-                <w:b/>
-                <w:color w:val="003A70"/>
-                <w:spacing w:val="12"/>
-                <w:sz w:val="15"/>
-                <w:szCs w:val="15"/>
-              </w:rPr>
-              <w:t xml:space="preserve">CHECK YOURSELF</w:t>
+                <w:rFonts w:ascii="Arial" w:hAnsi="Arial" w:cs="Arial" w:eastAsia="Arial"/>
+                <w:color w:val="1A1A1A"/>
+                <w:sz w:val="20"/>
+                <w:szCs w:val="20"/>
+              </w:rPr>
+              <w:t xml:space="preserve">□</w:t>
+            </w:r>
+            <w:r>
+              <w:rPr>
+                <w:rFonts w:ascii="Avenir Next" w:hAnsi="Avenir Next" w:cs="Avenir Next" w:eastAsia="Avenir Next"/>
+                <w:color w:val="1A1A1A"/>
+                <w:sz w:val="17"/>
+                <w:szCs w:val="17"/>
+              </w:rPr>
+              <w:t xml:space="preserve">  I can do this on my own</w:t>
             </w:r>
           </w:p>
         </w:tc>
         <w:tc>
           <w:tcPr>
-            <w:tcW w:w="2300" w:type="dxa"/>
+            <w:tcW w:w="2200" w:type="dxa"/>
             <w:vAlign w:val="center"/>
           </w:tcPr>
           <w:p>
@@ -3805,8 +3856,8 @@
               <w:rPr>
                 <w:rFonts w:ascii="Arial" w:hAnsi="Arial" w:cs="Arial" w:eastAsia="Arial"/>
                 <w:color w:val="1A1A1A"/>
-                <w:sz w:val="24"/>
-                <w:szCs w:val="24"/>
+                <w:sz w:val="20"/>
+                <w:szCs w:val="20"/>
               </w:rPr>
               <w:t xml:space="preserve">□</w:t>
             </w:r>
@@ -3817,13 +3868,13 @@
                 <w:sz w:val="17"/>
                 <w:szCs w:val="17"/>
               </w:rPr>
-              <w:t xml:space="preserve">  I can do this on my own</w:t>
+              <w:t xml:space="preserve">  I need a little help</w:t>
             </w:r>
           </w:p>
         </w:tc>
         <w:tc>
           <w:tcPr>
-            <w:tcW w:w="2100" w:type="dxa"/>
+            <w:tcW w:w="3054" w:type="dxa"/>
             <w:vAlign w:val="center"/>
           </w:tcPr>
           <w:p>
@@ -3834,37 +3885,8 @@
               <w:rPr>
                 <w:rFonts w:ascii="Arial" w:hAnsi="Arial" w:cs="Arial" w:eastAsia="Arial"/>
                 <w:color w:val="1A1A1A"/>
-                <w:sz w:val="24"/>
-                <w:szCs w:val="24"/>
-              </w:rPr>
-              <w:t xml:space="preserve">□</w:t>
-            </w:r>
-            <w:r>
-              <w:rPr>
-                <w:rFonts w:ascii="Avenir Next" w:hAnsi="Avenir Next" w:cs="Avenir Next" w:eastAsia="Avenir Next"/>
-                <w:color w:val="1A1A1A"/>
-                <w:sz w:val="17"/>
-                <w:szCs w:val="17"/>
-              </w:rPr>
-              <w:t xml:space="preserve">  I need a little help</w:t>
-            </w:r>
-          </w:p>
-        </w:tc>
-        <w:tc>
-          <w:tcPr>
-            <w:tcW w:w="3104" w:type="dxa"/>
-            <w:vAlign w:val="center"/>
-          </w:tcPr>
-          <w:p>
-            <w:pPr>
-              <w:spacing w:before="0" w:after="0" w:line="240" w:lineRule="auto"/>
-            </w:pPr>
-            <w:r>
-              <w:rPr>
-                <w:rFonts w:ascii="Arial" w:hAnsi="Arial" w:cs="Arial" w:eastAsia="Arial"/>
-                <w:color w:val="1A1A1A"/>
-                <w:sz w:val="24"/>
-                <w:szCs w:val="24"/>
+                <w:sz w:val="20"/>
+                <w:szCs w:val="20"/>
               </w:rPr>
               <w:t xml:space="preserve">□</w:t>
             </w:r>
@@ -3899,7 +3921,7 @@
     <w:sectPr>
       <w:footerReference w:type="default" r:id="rIdFooter1"/>
       <w:pgSz w:w="12240" w:h="15840"/>
-      <w:pgMar w:top="893" w:right="1224" w:bottom="835" w:left="1512" w:header="432" w:footer="432" w:gutter="0"/>
+      <w:pgMar w:top="780" w:right="1224" w:bottom="760" w:left="1512" w:header="432" w:footer="432" w:gutter="0"/>
       <w:cols w:space="720"/>
     </w:sectPr>
   </w:body>
@@ -3979,7 +4001,106 @@
               <w:sz w:val="15"/>
               <w:szCs w:val="15"/>
             </w:rPr>
-            <w:t xml:space="preserve">Lesson 7-1  ·  Session 2  ·  Prerequisite Practice A</w:t>
+            <w:t xml:space="preserve">7-1 · Page </w:t>
+          </w:r>
+          <w:r>
+            <w:rPr>
+              <w:rFonts w:ascii="Avenir Next" w:hAnsi="Avenir Next" w:cs="Avenir Next" w:eastAsia="Avenir Next"/>
+              <w:color w:val="5A5F66"/>
+              <w:sz w:val="15"/>
+              <w:szCs w:val="15"/>
+            </w:rPr>
+            <w:fldChar w:fldCharType="begin"/>
+          </w:r>
+          <w:r>
+            <w:rPr>
+              <w:rFonts w:ascii="Avenir Next" w:hAnsi="Avenir Next" w:cs="Avenir Next" w:eastAsia="Avenir Next"/>
+              <w:color w:val="5A5F66"/>
+              <w:sz w:val="15"/>
+              <w:szCs w:val="15"/>
+            </w:rPr>
+            <w:instrText xml:space="preserve"> PAGE </w:instrText>
+          </w:r>
+          <w:r>
+            <w:rPr>
+              <w:rFonts w:ascii="Avenir Next" w:hAnsi="Avenir Next" w:cs="Avenir Next" w:eastAsia="Avenir Next"/>
+              <w:color w:val="5A5F66"/>
+              <w:sz w:val="15"/>
+              <w:szCs w:val="15"/>
+            </w:rPr>
+            <w:fldChar w:fldCharType="separate"/>
+          </w:r>
+          <w:r>
+            <w:rPr>
+              <w:rFonts w:ascii="Avenir Next" w:hAnsi="Avenir Next" w:cs="Avenir Next" w:eastAsia="Avenir Next"/>
+              <w:color w:val="5A5F66"/>
+              <w:sz w:val="15"/>
+              <w:szCs w:val="15"/>
+            </w:rPr>
+            <w:t xml:space="preserve">1</w:t>
+          </w:r>
+          <w:r>
+            <w:rPr>
+              <w:rFonts w:ascii="Avenir Next" w:hAnsi="Avenir Next" w:cs="Avenir Next" w:eastAsia="Avenir Next"/>
+              <w:color w:val="5A5F66"/>
+              <w:sz w:val="15"/>
+              <w:szCs w:val="15"/>
+            </w:rPr>
+            <w:fldChar w:fldCharType="end"/>
+          </w:r>
+          <w:r>
+            <w:rPr>
+              <w:rFonts w:ascii="Avenir Next" w:hAnsi="Avenir Next" w:cs="Avenir Next" w:eastAsia="Avenir Next"/>
+              <w:color w:val="5A5F66"/>
+              <w:sz w:val="15"/>
+              <w:szCs w:val="15"/>
+            </w:rPr>
+            <w:t xml:space="preserve"> of </w:t>
+          </w:r>
+          <w:r>
+            <w:rPr>
+              <w:rFonts w:ascii="Avenir Next" w:hAnsi="Avenir Next" w:cs="Avenir Next" w:eastAsia="Avenir Next"/>
+              <w:color w:val="5A5F66"/>
+              <w:sz w:val="15"/>
+              <w:szCs w:val="15"/>
+            </w:rPr>
+            <w:fldChar w:fldCharType="begin"/>
+          </w:r>
+          <w:r>
+            <w:rPr>
+              <w:rFonts w:ascii="Avenir Next" w:hAnsi="Avenir Next" w:cs="Avenir Next" w:eastAsia="Avenir Next"/>
+              <w:color w:val="5A5F66"/>
+              <w:sz w:val="15"/>
+              <w:szCs w:val="15"/>
+            </w:rPr>
+            <w:instrText xml:space="preserve"> NUMPAGES </w:instrText>
+          </w:r>
+          <w:r>
+            <w:rPr>
+              <w:rFonts w:ascii="Avenir Next" w:hAnsi="Avenir Next" w:cs="Avenir Next" w:eastAsia="Avenir Next"/>
+              <w:color w:val="5A5F66"/>
+              <w:sz w:val="15"/>
+              <w:szCs w:val="15"/>
+            </w:rPr>
+            <w:fldChar w:fldCharType="separate"/>
+          </w:r>
+          <w:r>
+            <w:rPr>
+              <w:rFonts w:ascii="Avenir Next" w:hAnsi="Avenir Next" w:cs="Avenir Next" w:eastAsia="Avenir Next"/>
+              <w:color w:val="5A5F66"/>
+              <w:sz w:val="15"/>
+              <w:szCs w:val="15"/>
+            </w:rPr>
+            <w:t xml:space="preserve">1</w:t>
+          </w:r>
+          <w:r>
+            <w:rPr>
+              <w:rFonts w:ascii="Avenir Next" w:hAnsi="Avenir Next" w:cs="Avenir Next" w:eastAsia="Avenir Next"/>
+              <w:color w:val="5A5F66"/>
+              <w:sz w:val="15"/>
+              <w:szCs w:val="15"/>
+            </w:rPr>
+            <w:fldChar w:fldCharType="end"/>
           </w:r>
         </w:p>
       </w:tc>
@@ -4022,5 +4143,23 @@
       </w:tblCellMar>
     </w:tblPr>
   </w:style>
+  <w:style w:type="paragraph" w:styleId="Heading1">
+    <w:name w:val="heading 1"/>
+    <w:basedOn w:val="Normal"/>
+    <w:pPr>
+      <w:outlineLvl w:val="0"/>
+      <w:keepNext w:val="0"/>
+      <w:keepLines w:val="0"/>
+    </w:pPr>
+  </w:style>
+  <w:style w:type="paragraph" w:styleId="Heading2">
+    <w:name w:val="heading 2"/>
+    <w:basedOn w:val="Normal"/>
+    <w:pPr>
+      <w:outlineLvl w:val="1"/>
+      <w:keepNext w:val="0"/>
+      <w:keepLines w:val="0"/>
+    </w:pPr>
+  </w:style>
 </w:styles>
 </file>